--- a/docs/reports/Iteracija_2_DotaOps_backend_pregled.docx
+++ b/docs/reports/Iteracija_2_DotaOps_backend_pregled.docx
@@ -40,7 +40,101 @@
           <w:color w:val="5C6974"/>
           <w:sz w:val="22"/>
         </w:rPr>
-        <w:t>Backend/database pregled izvedenih nalog, arhitekturnih odlo?itev, API kompatibilnosti in pripravljenosti za 3. iteracijo.</w:t>
+        <w:t xml:space="preserve">Backend/database pregled </w:t>
+      </w:r>
+      <w:proofErr w:type="spellStart"/>
+      <w:r>
+        <w:rPr>
+          <w:color w:val="5C6974"/>
+          <w:sz w:val="22"/>
+        </w:rPr>
+        <w:t>izvedenih</w:t>
+      </w:r>
+      <w:proofErr w:type="spellEnd"/>
+      <w:r>
+        <w:rPr>
+          <w:color w:val="5C6974"/>
+          <w:sz w:val="22"/>
+        </w:rPr>
+        <w:t xml:space="preserve"> </w:t>
+      </w:r>
+      <w:proofErr w:type="spellStart"/>
+      <w:r>
+        <w:rPr>
+          <w:color w:val="5C6974"/>
+          <w:sz w:val="22"/>
+        </w:rPr>
+        <w:t>nalog</w:t>
+      </w:r>
+      <w:proofErr w:type="spellEnd"/>
+      <w:r>
+        <w:rPr>
+          <w:color w:val="5C6974"/>
+          <w:sz w:val="22"/>
+        </w:rPr>
+        <w:t xml:space="preserve">, </w:t>
+      </w:r>
+      <w:proofErr w:type="spellStart"/>
+      <w:r>
+        <w:rPr>
+          <w:color w:val="5C6974"/>
+          <w:sz w:val="22"/>
+        </w:rPr>
+        <w:t>arhitekturnih</w:t>
+      </w:r>
+      <w:proofErr w:type="spellEnd"/>
+      <w:r>
+        <w:rPr>
+          <w:color w:val="5C6974"/>
+          <w:sz w:val="22"/>
+        </w:rPr>
+        <w:t xml:space="preserve"> </w:t>
+      </w:r>
+      <w:proofErr w:type="spellStart"/>
+      <w:r>
+        <w:rPr>
+          <w:color w:val="5C6974"/>
+          <w:sz w:val="22"/>
+        </w:rPr>
+        <w:t>odlo</w:t>
+      </w:r>
+      <w:r>
+        <w:rPr>
+          <w:color w:val="5C6974"/>
+          <w:sz w:val="22"/>
+        </w:rPr>
+        <w:t>č</w:t>
+      </w:r>
+      <w:r>
+        <w:rPr>
+          <w:color w:val="5C6974"/>
+          <w:sz w:val="22"/>
+        </w:rPr>
+        <w:t>itev</w:t>
+      </w:r>
+      <w:proofErr w:type="spellEnd"/>
+      <w:r>
+        <w:rPr>
+          <w:color w:val="5C6974"/>
+          <w:sz w:val="22"/>
+        </w:rPr>
+        <w:t xml:space="preserve">, API </w:t>
+      </w:r>
+      <w:proofErr w:type="spellStart"/>
+      <w:r>
+        <w:rPr>
+          <w:color w:val="5C6974"/>
+          <w:sz w:val="22"/>
+        </w:rPr>
+        <w:t>kompatibilnosti</w:t>
+      </w:r>
+      <w:proofErr w:type="spellEnd"/>
+      <w:r>
+        <w:rPr>
+          <w:color w:val="5C6974"/>
+          <w:sz w:val="22"/>
+        </w:rPr>
+        <w:t xml:space="preserve"> in pripravljenosti za 3. iteracijo.</w:t>
       </w:r>
     </w:p>
     <w:tbl>
@@ -449,6 +543,12 @@
     <w:sdt>
       <w:sdtPr>
         <w:rPr>
+          <w:rFonts w:ascii="Calibri" w:eastAsia="Calibri" w:hAnsi="Calibri" w:cstheme="minorBidi"/>
+          <w:b w:val="0"/>
+          <w:bCs w:val="0"/>
+          <w:color w:val="auto"/>
+          <w:sz w:val="21"/>
+          <w:szCs w:val="22"/>
           <w:lang w:val="sl-SI"/>
         </w:rPr>
         <w:id w:val="-148135515"/>
@@ -459,10 +559,6 @@
       </w:sdtPr>
       <w:sdtEndPr>
         <w:rPr>
-          <w:rFonts w:ascii="Calibri" w:eastAsia="Calibri" w:hAnsi="Calibri" w:cstheme="minorBidi"/>
-          <w:color w:val="auto"/>
-          <w:sz w:val="21"/>
-          <w:szCs w:val="22"/>
           <w:lang w:val="en-US"/>
         </w:rPr>
       </w:sdtEndPr>
@@ -1922,7 +2018,23 @@
         <w:spacing w:after="120" w:line="259" w:lineRule="auto"/>
       </w:pPr>
       <w:r>
-        <w:t xml:space="preserve">Pomembna produktna odločitev v tej iteraciji je, da je organizer self-service vloga: uporabnik se lahko odloči, da bo organizator, ker želi projekt podpirati tudi manjše domače in skupnostne turnirje. To ni obravnavano kot privilegij platformnega administratorja. Varnost zato ni v tem, da uporabnik ne more postati organizer, ampak v tem, da so dejanja nad konkretnim turnirjem vezana na creatorja oziroma organizer/staff </w:t>
+        <w:t xml:space="preserve">Pomembna produktna odločitev v tej iteraciji je, da je organizer self-service vloga: uporabnik se lahko odloči, da bo organizator, ker želi projekt podpirati tudi manjše domače in skupnostne turnirje. To ni obravnavano kot privilegij platformnega administratorja. Varnost zato ni v tem, da uporabnik ne more postati organizer, ampak v tem, da so dejanja nad konkretnim turnirjem vezana na </w:t>
+      </w:r>
+      <w:proofErr w:type="spellStart"/>
+      <w:r>
+        <w:t>creatorja</w:t>
+      </w:r>
+      <w:proofErr w:type="spellEnd"/>
+      <w:r>
+        <w:t xml:space="preserve"> </w:t>
+      </w:r>
+      <w:proofErr w:type="spellStart"/>
+      <w:r>
+        <w:t>oziroma</w:t>
+      </w:r>
+      <w:proofErr w:type="spellEnd"/>
+      <w:r>
+        <w:t xml:space="preserve"> organizer/staff </w:t>
       </w:r>
       <w:proofErr w:type="spellStart"/>
       <w:r>
@@ -1930,15 +2042,7 @@
       </w:r>
       <w:proofErr w:type="spellEnd"/>
       <w:r>
-        <w:t xml:space="preserve"> za ta </w:t>
-      </w:r>
-      <w:proofErr w:type="spellStart"/>
-      <w:r>
-        <w:t>turnir</w:t>
-      </w:r>
-      <w:proofErr w:type="spellEnd"/>
-      <w:r>
-        <w:t>.</w:t>
+        <w:t xml:space="preserve"> za ta turnir.</w:t>
       </w:r>
     </w:p>
     <w:p>
@@ -3906,7 +4010,31 @@
         <w:t>TournamentRegistrationService</w:t>
       </w:r>
       <w:r>
-        <w:t xml:space="preserve"> preveri, ali je trenutni profil kapetan konkretne ekipe </w:t>
+        <w:t xml:space="preserve"> preveri, ali je trenutni profil </w:t>
+      </w:r>
+      <w:proofErr w:type="spellStart"/>
+      <w:r>
+        <w:t>kapetan</w:t>
+      </w:r>
+      <w:proofErr w:type="spellEnd"/>
+      <w:r>
+        <w:t xml:space="preserve"> </w:t>
+      </w:r>
+      <w:proofErr w:type="spellStart"/>
+      <w:r>
+        <w:t>konkretne</w:t>
+      </w:r>
+      <w:proofErr w:type="spellEnd"/>
+      <w:r>
+        <w:t xml:space="preserve"> </w:t>
+      </w:r>
+      <w:proofErr w:type="spellStart"/>
+      <w:r>
+        <w:t>ekipe</w:t>
+      </w:r>
+      <w:proofErr w:type="spellEnd"/>
+      <w:r>
+        <w:t xml:space="preserve"> </w:t>
       </w:r>
       <w:proofErr w:type="spellStart"/>
       <w:r>
@@ -7433,7 +7561,23 @@
         <w:t>SecurityConfig</w:t>
       </w:r>
       <w:r>
-        <w:t xml:space="preserve"> pri match importu </w:t>
+        <w:t xml:space="preserve"> </w:t>
+      </w:r>
+      <w:proofErr w:type="spellStart"/>
+      <w:r>
+        <w:t>pri</w:t>
+      </w:r>
+      <w:proofErr w:type="spellEnd"/>
+      <w:r>
+        <w:t xml:space="preserve"> match </w:t>
+      </w:r>
+      <w:proofErr w:type="spellStart"/>
+      <w:r>
+        <w:t>importu</w:t>
+      </w:r>
+      <w:proofErr w:type="spellEnd"/>
+      <w:r>
+        <w:t xml:space="preserve"> </w:t>
       </w:r>
       <w:proofErr w:type="spellStart"/>
       <w:r>
@@ -8206,7 +8350,15 @@
         <w:t>ProfileService</w:t>
       </w:r>
       <w:r>
-        <w:t xml:space="preserve"> dovoljujeta self-selected organizer. To ne pomeni platform-admin pravic; admin ostaja ločena vloga, turnirsko upravljanje pa se preverja </w:t>
+        <w:t xml:space="preserve"> dovoljujeta self-selected organizer. To ne pomeni platform-admin pravic; admin ostaja ločena vloga, turnirsko upravljanje pa se </w:t>
+      </w:r>
+      <w:proofErr w:type="spellStart"/>
+      <w:r>
+        <w:t>preverja</w:t>
+      </w:r>
+      <w:proofErr w:type="spellEnd"/>
+      <w:r>
+        <w:t xml:space="preserve"> </w:t>
       </w:r>
       <w:proofErr w:type="spellStart"/>
       <w:r>
@@ -8214,15 +8366,7 @@
       </w:r>
       <w:proofErr w:type="spellEnd"/>
       <w:r>
-        <w:t xml:space="preserve"> </w:t>
-      </w:r>
-      <w:proofErr w:type="spellStart"/>
-      <w:r>
-        <w:t>konkretnem</w:t>
-      </w:r>
-      <w:proofErr w:type="spellEnd"/>
-      <w:r>
-        <w:t xml:space="preserve"> tournament </w:t>
+        <w:t xml:space="preserve"> konkretnem tournament </w:t>
       </w:r>
       <w:proofErr w:type="spellStart"/>
       <w:r>
@@ -10545,7 +10689,15 @@
         <w:t>auth.uid</w:t>
       </w:r>
       <w:r>
-        <w:t xml:space="preserve"> pa je uporabljen tam, kjer je </w:t>
+        <w:t xml:space="preserve"> pa je uporabljen tam, </w:t>
+      </w:r>
+      <w:proofErr w:type="spellStart"/>
+      <w:r>
+        <w:t>kjer</w:t>
+      </w:r>
+      <w:proofErr w:type="spellEnd"/>
+      <w:r>
+        <w:t xml:space="preserve"> je </w:t>
       </w:r>
       <w:proofErr w:type="spellStart"/>
       <w:r>
@@ -15785,7 +15937,23 @@
         <w:spacing w:after="60"/>
       </w:pPr>
       <w:r>
-        <w:t xml:space="preserve">Match import je zaščiten z organizer pravico in ne odpira result/import akcij </w:t>
+        <w:t xml:space="preserve">Match import je zaščiten z organizer pravico in ne </w:t>
+      </w:r>
+      <w:proofErr w:type="spellStart"/>
+      <w:r>
+        <w:t>odpira</w:t>
+      </w:r>
+      <w:proofErr w:type="spellEnd"/>
+      <w:r>
+        <w:t xml:space="preserve"> result/import </w:t>
+      </w:r>
+      <w:proofErr w:type="spellStart"/>
+      <w:r>
+        <w:t>akcij</w:t>
+      </w:r>
+      <w:proofErr w:type="spellEnd"/>
+      <w:r>
+        <w:t xml:space="preserve"> </w:t>
       </w:r>
       <w:proofErr w:type="spellStart"/>
       <w:r>
@@ -15793,23 +15961,7 @@
       </w:r>
       <w:proofErr w:type="spellEnd"/>
       <w:r>
-        <w:t xml:space="preserve">, </w:t>
-      </w:r>
-      <w:proofErr w:type="spellStart"/>
-      <w:r>
-        <w:t>kot</w:t>
-      </w:r>
-      <w:proofErr w:type="spellEnd"/>
-      <w:r>
-        <w:t xml:space="preserve"> je </w:t>
-      </w:r>
-      <w:proofErr w:type="spellStart"/>
-      <w:r>
-        <w:t>potrebno</w:t>
-      </w:r>
-      <w:proofErr w:type="spellEnd"/>
-      <w:r>
-        <w:t>.</w:t>
+        <w:t>, kot je potrebno.</w:t>
       </w:r>
     </w:p>
     <w:p>
